--- a/spa/docx/013.content.docx
+++ b/spa/docx/013.content.docx
@@ -19,7 +19,7 @@
         <w:rPr>
           <w:lang w:val="es_ES" w:bidi="es_ES"/>
         </w:rPr>
-        <w:t>Resource: Tyndale Open Study Notes</w:t>
+        <w:t>Resource: Aquifer Open Study Notes (Profiles)</w:t>
       </w:r>
       <w:r>
         <w:rPr>
@@ -112,7 +112,7 @@
         <w:rPr>
           <w:lang w:val="es_ES" w:bidi="es_ES"/>
         </w:rPr>
-        <w:t>Tyndale Open Study Notes</w:t>
+        <w:t>Aquifer Open Study Notes (Profiles)</w:t>
       </w:r>
     </w:p>
     <w:p>

--- a/spa/docx/013.content.docx
+++ b/spa/docx/013.content.docx
@@ -261,72 +261,48 @@
         </w:rPr>
         <w:t>Después de su victoria en Carquemís en el 605 a.C., Nabucodonosor conquistó Siria y regiones cercanas, incluyendo Judá. Ese año, sitió Jerusalén por primera vez (</w:t>
       </w:r>
-      <w:hyperlink r:id="rId13">
-        <w:r>
-          <w:rPr>
-            <w:lang w:val="es_ES" w:bidi="es_ES"/>
-          </w:rPr>
-          <w:rPr>
-            <w:color w:val="0000EE"/>
-            <w:u w:val="single"/>
-          </w:rPr>
-          <w:t>2 Reyes 24:1,</w:t>
-        </w:r>
-      </w:hyperlink>
+      <w:r>
+        <w:rPr>
+          <w:lang w:val="es_ES" w:bidi="es_ES"/>
+        </w:rPr>
+        <w:t>2 Reyes 24:1,</w:t>
+      </w:r>
       <w:r>
         <w:rPr>
           <w:lang w:val="es_ES" w:bidi="es_ES"/>
         </w:rPr>
         <w:t xml:space="preserve"> </w:t>
       </w:r>
-      <w:hyperlink r:id="rId14">
-        <w:r>
-          <w:rPr>
-            <w:lang w:val="es_ES" w:bidi="es_ES"/>
-          </w:rPr>
-          <w:rPr>
-            <w:color w:val="0000EE"/>
-            <w:u w:val="single"/>
-          </w:rPr>
-          <w:t>1:1–2</w:t>
-        </w:r>
-      </w:hyperlink>
+      <w:r>
+        <w:rPr>
+          <w:lang w:val="es_ES" w:bidi="es_ES"/>
+        </w:rPr>
+        <w:t>1:1–2</w:t>
+      </w:r>
       <w:r>
         <w:rPr>
           <w:lang w:val="es_ES" w:bidi="es_ES"/>
         </w:rPr>
         <w:t>). Se llevó algunos utensilios del templo y a varios jóvenes líderes de Judá, entre ellos Daniel y sus tres amigos. Nabucodonosor capturó Jerusalén nuevamente en el 597 a.C. (</w:t>
       </w:r>
-      <w:hyperlink r:id="rId15">
-        <w:r>
-          <w:rPr>
-            <w:lang w:val="es_ES" w:bidi="es_ES"/>
-          </w:rPr>
-          <w:rPr>
-            <w:color w:val="0000EE"/>
-            <w:u w:val="single"/>
-          </w:rPr>
-          <w:t>2 Reyes 24:10–17</w:t>
-        </w:r>
-      </w:hyperlink>
+      <w:r>
+        <w:rPr>
+          <w:lang w:val="es_ES" w:bidi="es_ES"/>
+        </w:rPr>
+        <w:t>2 Reyes 24:10–17</w:t>
+      </w:r>
       <w:r>
         <w:rPr>
           <w:lang w:val="es_ES" w:bidi="es_ES"/>
         </w:rPr>
         <w:t>). Sitió Jerusalén en el 588 a.C. y destruyó la ciudad y el templo en el 586 a.C., exiliando a la mayoría de las personas que quedaban (</w:t>
       </w:r>
-      <w:hyperlink r:id="rId16">
-        <w:r>
-          <w:rPr>
-            <w:lang w:val="es_ES" w:bidi="es_ES"/>
-          </w:rPr>
-          <w:rPr>
-            <w:color w:val="0000EE"/>
-            <w:u w:val="single"/>
-          </w:rPr>
-          <w:t>2 Reyes 25:1–21</w:t>
-        </w:r>
-      </w:hyperlink>
+      <w:r>
+        <w:rPr>
+          <w:lang w:val="es_ES" w:bidi="es_ES"/>
+        </w:rPr>
+        <w:t>2 Reyes 25:1–21</w:t>
+      </w:r>
       <w:r>
         <w:rPr>
           <w:lang w:val="es_ES" w:bidi="es_ES"/>
@@ -347,36 +323,24 @@
         </w:rPr>
         <w:t>Una descripción detallada e interesante de Nabucodonosor se encuentra en el libro de Daniel. Llevó a Daniel y a sus amigos a Babilonia para educarlos en las costumbres babilónicas. Sin embargo, Dios utilizó a Daniel para enseñarle a Nabucodonosor sobre Él. Después de ser humillado por su gran orgullo (</w:t>
       </w:r>
-      <w:hyperlink r:id="rId17">
-        <w:r>
-          <w:rPr>
-            <w:lang w:val="es_ES" w:bidi="es_ES"/>
-          </w:rPr>
-          <w:rPr>
-            <w:color w:val="0000EE"/>
-            <w:u w:val="single"/>
-          </w:rPr>
-          <w:t>Daniel 4:28–33</w:t>
-        </w:r>
-      </w:hyperlink>
+      <w:r>
+        <w:rPr>
+          <w:lang w:val="es_ES" w:bidi="es_ES"/>
+        </w:rPr>
+        <w:t>Daniel 4:28–33</w:t>
+      </w:r>
       <w:r>
         <w:rPr>
           <w:lang w:val="es_ES" w:bidi="es_ES"/>
         </w:rPr>
         <w:t>), Nabucodonosor reconoció la soberanía y el poder del Señor (</w:t>
       </w:r>
-      <w:hyperlink r:id="rId18">
-        <w:r>
-          <w:rPr>
-            <w:lang w:val="es_ES" w:bidi="es_ES"/>
-          </w:rPr>
-          <w:rPr>
-            <w:color w:val="0000EE"/>
-            <w:u w:val="single"/>
-          </w:rPr>
-          <w:t>Daniel 4:34–37</w:t>
-        </w:r>
-      </w:hyperlink>
+      <w:r>
+        <w:rPr>
+          <w:lang w:val="es_ES" w:bidi="es_ES"/>
+        </w:rPr>
+        <w:t>Daniel 4:34–37</w:t>
+      </w:r>
       <w:r>
         <w:rPr>
           <w:lang w:val="es_ES" w:bidi="es_ES"/>
@@ -406,462 +370,306 @@
           <w:lang w:val="es_ES" w:bidi="es_ES"/>
         </w:rPr>
       </w:r>
-      <w:hyperlink r:id="rId19">
-        <w:r>
-          <w:rPr>
-            <w:lang w:val="es_ES" w:bidi="es_ES"/>
-          </w:rPr>
-          <w:rPr>
-            <w:color w:val="0000EE"/>
-            <w:u w:val="single"/>
-          </w:rPr>
-          <w:t xml:space="preserve">2 Reyes 24:1–25:30, </w:t>
-        </w:r>
-      </w:hyperlink>
-      <w:hyperlink r:id="rId20">
-        <w:r>
-          <w:rPr>
-            <w:lang w:val="es_ES" w:bidi="es_ES"/>
-          </w:rPr>
-          <w:rPr>
-            <w:color w:val="0000EE"/>
-            <w:u w:val="single"/>
-          </w:rPr>
-          <w:t>2 Crónicas 36:6–21,</w:t>
-        </w:r>
-      </w:hyperlink>
+      <w:r>
+        <w:rPr>
+          <w:lang w:val="es_ES" w:bidi="es_ES"/>
+        </w:rPr>
+        <w:t xml:space="preserve">2 Reyes 24:1–25:30, </w:t>
+      </w:r>
+      <w:r>
+        <w:rPr>
+          <w:lang w:val="es_ES" w:bidi="es_ES"/>
+        </w:rPr>
+        <w:t>2 Crónicas 36:6–21,</w:t>
+      </w:r>
       <w:r>
         <w:rPr>
           <w:lang w:val="es_ES" w:bidi="es_ES"/>
         </w:rPr>
         <w:t xml:space="preserve"> </w:t>
       </w:r>
-      <w:hyperlink r:id="rId21">
-        <w:r>
-          <w:rPr>
-            <w:lang w:val="es_ES" w:bidi="es_ES"/>
-          </w:rPr>
-          <w:rPr>
-            <w:color w:val="0000EE"/>
-            <w:u w:val="single"/>
-          </w:rPr>
-          <w:t>Jeremías 21:1–10</w:t>
-        </w:r>
-      </w:hyperlink>
+      <w:r>
+        <w:rPr>
+          <w:lang w:val="es_ES" w:bidi="es_ES"/>
+        </w:rPr>
+        <w:t>Jeremías 21:1–10</w:t>
+      </w:r>
       <w:r>
         <w:rPr>
           <w:lang w:val="es_ES" w:bidi="es_ES"/>
         </w:rPr>
         <w:t xml:space="preserve">, </w:t>
       </w:r>
-      <w:hyperlink r:id="rId22">
-        <w:r>
-          <w:rPr>
-            <w:lang w:val="es_ES" w:bidi="es_ES"/>
-          </w:rPr>
-          <w:rPr>
-            <w:color w:val="0000EE"/>
-            <w:u w:val="single"/>
-          </w:rPr>
-          <w:t>22:24–27,</w:t>
-        </w:r>
-      </w:hyperlink>
+      <w:r>
+        <w:rPr>
+          <w:lang w:val="es_ES" w:bidi="es_ES"/>
+        </w:rPr>
+        <w:t>22:24–27,</w:t>
+      </w:r>
       <w:r>
         <w:rPr>
           <w:lang w:val="es_ES" w:bidi="es_ES"/>
         </w:rPr>
         <w:t xml:space="preserve"> </w:t>
       </w:r>
-      <w:hyperlink r:id="rId23">
-        <w:r>
-          <w:rPr>
-            <w:lang w:val="es_ES" w:bidi="es_ES"/>
-          </w:rPr>
-          <w:rPr>
-            <w:color w:val="0000EE"/>
-            <w:u w:val="single"/>
-          </w:rPr>
-          <w:t>24:1,</w:t>
-        </w:r>
-      </w:hyperlink>
+      <w:r>
+        <w:rPr>
+          <w:lang w:val="es_ES" w:bidi="es_ES"/>
+        </w:rPr>
+        <w:t>24:1,</w:t>
+      </w:r>
       <w:r>
         <w:rPr>
           <w:lang w:val="es_ES" w:bidi="es_ES"/>
         </w:rPr>
         <w:t xml:space="preserve"> </w:t>
       </w:r>
-      <w:hyperlink r:id="rId24">
-        <w:r>
-          <w:rPr>
-            <w:lang w:val="es_ES" w:bidi="es_ES"/>
-          </w:rPr>
-          <w:rPr>
-            <w:color w:val="0000EE"/>
-            <w:u w:val="single"/>
-          </w:rPr>
-          <w:t>25:1–14,</w:t>
-        </w:r>
-      </w:hyperlink>
+      <w:r>
+        <w:rPr>
+          <w:lang w:val="es_ES" w:bidi="es_ES"/>
+        </w:rPr>
+        <w:t>25:1–14,</w:t>
+      </w:r>
       <w:r>
         <w:rPr>
           <w:lang w:val="es_ES" w:bidi="es_ES"/>
         </w:rPr>
         <w:t xml:space="preserve"> </w:t>
       </w:r>
-      <w:hyperlink r:id="rId25">
-        <w:r>
-          <w:rPr>
-            <w:lang w:val="es_ES" w:bidi="es_ES"/>
-          </w:rPr>
-          <w:rPr>
-            <w:color w:val="0000EE"/>
-            <w:u w:val="single"/>
-          </w:rPr>
-          <w:t>27:4–8,</w:t>
-        </w:r>
-      </w:hyperlink>
+      <w:r>
+        <w:rPr>
+          <w:lang w:val="es_ES" w:bidi="es_ES"/>
+        </w:rPr>
+        <w:t>27:4–8,</w:t>
+      </w:r>
       <w:r>
         <w:rPr>
           <w:lang w:val="es_ES" w:bidi="es_ES"/>
         </w:rPr>
         <w:t xml:space="preserve"> </w:t>
       </w:r>
-      <w:hyperlink r:id="rId26">
-        <w:r>
-          <w:rPr>
-            <w:lang w:val="es_ES" w:bidi="es_ES"/>
-          </w:rPr>
-          <w:rPr>
-            <w:color w:val="0000EE"/>
-            <w:u w:val="single"/>
-          </w:rPr>
-          <w:t>28:14,</w:t>
-        </w:r>
-      </w:hyperlink>
+      <w:r>
+        <w:rPr>
+          <w:lang w:val="es_ES" w:bidi="es_ES"/>
+        </w:rPr>
+        <w:t>28:14,</w:t>
+      </w:r>
       <w:r>
         <w:rPr>
           <w:lang w:val="es_ES" w:bidi="es_ES"/>
         </w:rPr>
         <w:t xml:space="preserve"> </w:t>
       </w:r>
-      <w:hyperlink r:id="rId27">
-        <w:r>
-          <w:rPr>
-            <w:lang w:val="es_ES" w:bidi="es_ES"/>
-          </w:rPr>
-          <w:rPr>
-            <w:color w:val="0000EE"/>
-            <w:u w:val="single"/>
-          </w:rPr>
-          <w:t>29:1–23,</w:t>
-        </w:r>
-      </w:hyperlink>
+      <w:r>
+        <w:rPr>
+          <w:lang w:val="es_ES" w:bidi="es_ES"/>
+        </w:rPr>
+        <w:t>29:1–23,</w:t>
+      </w:r>
       <w:r>
         <w:rPr>
           <w:lang w:val="es_ES" w:bidi="es_ES"/>
         </w:rPr>
         <w:t xml:space="preserve"> </w:t>
       </w:r>
-      <w:hyperlink r:id="rId28">
-        <w:r>
-          <w:rPr>
-            <w:lang w:val="es_ES" w:bidi="es_ES"/>
-          </w:rPr>
-          <w:rPr>
-            <w:color w:val="0000EE"/>
-            <w:u w:val="single"/>
-          </w:rPr>
-          <w:t>32:1–5</w:t>
-        </w:r>
-      </w:hyperlink>
+      <w:r>
+        <w:rPr>
+          <w:lang w:val="es_ES" w:bidi="es_ES"/>
+        </w:rPr>
+        <w:t>32:1–5</w:t>
+      </w:r>
       <w:r>
         <w:rPr>
           <w:lang w:val="es_ES" w:bidi="es_ES"/>
         </w:rPr>
         <w:t xml:space="preserve">, </w:t>
       </w:r>
-      <w:hyperlink r:id="rId29">
-        <w:r>
-          <w:rPr>
-            <w:lang w:val="es_ES" w:bidi="es_ES"/>
-          </w:rPr>
-          <w:rPr>
-            <w:color w:val="0000EE"/>
-            <w:u w:val="single"/>
-          </w:rPr>
-          <w:t>26–31,</w:t>
-        </w:r>
-      </w:hyperlink>
+      <w:r>
+        <w:rPr>
+          <w:lang w:val="es_ES" w:bidi="es_ES"/>
+        </w:rPr>
+        <w:t>26–31,</w:t>
+      </w:r>
       <w:r>
         <w:rPr>
           <w:lang w:val="es_ES" w:bidi="es_ES"/>
         </w:rPr>
         <w:t xml:space="preserve"> </w:t>
       </w:r>
-      <w:hyperlink r:id="rId30">
-        <w:r>
-          <w:rPr>
-            <w:lang w:val="es_ES" w:bidi="es_ES"/>
-          </w:rPr>
-          <w:rPr>
-            <w:color w:val="0000EE"/>
-            <w:u w:val="single"/>
-          </w:rPr>
-          <w:t>34:1–3,</w:t>
-        </w:r>
-      </w:hyperlink>
+      <w:r>
+        <w:rPr>
+          <w:lang w:val="es_ES" w:bidi="es_ES"/>
+        </w:rPr>
+        <w:t>34:1–3,</w:t>
+      </w:r>
       <w:r>
         <w:rPr>
           <w:lang w:val="es_ES" w:bidi="es_ES"/>
         </w:rPr>
         <w:t xml:space="preserve"> </w:t>
       </w:r>
-      <w:hyperlink r:id="rId31">
-        <w:r>
-          <w:rPr>
-            <w:lang w:val="es_ES" w:bidi="es_ES"/>
-          </w:rPr>
-          <w:rPr>
-            <w:color w:val="0000EE"/>
-            <w:u w:val="single"/>
-          </w:rPr>
-          <w:t>37:1,</w:t>
-        </w:r>
-      </w:hyperlink>
+      <w:r>
+        <w:rPr>
+          <w:lang w:val="es_ES" w:bidi="es_ES"/>
+        </w:rPr>
+        <w:t>37:1,</w:t>
+      </w:r>
       <w:r>
         <w:rPr>
           <w:lang w:val="es_ES" w:bidi="es_ES"/>
         </w:rPr>
         <w:t xml:space="preserve"> </w:t>
       </w:r>
-      <w:hyperlink r:id="rId32">
-        <w:r>
-          <w:rPr>
-            <w:lang w:val="es_ES" w:bidi="es_ES"/>
-          </w:rPr>
-          <w:rPr>
-            <w:color w:val="0000EE"/>
-            <w:u w:val="single"/>
-          </w:rPr>
-          <w:t>39:1–14,</w:t>
-        </w:r>
-      </w:hyperlink>
+      <w:r>
+        <w:rPr>
+          <w:lang w:val="es_ES" w:bidi="es_ES"/>
+        </w:rPr>
+        <w:t>39:1–14,</w:t>
+      </w:r>
       <w:r>
         <w:rPr>
           <w:lang w:val="es_ES" w:bidi="es_ES"/>
         </w:rPr>
         <w:t xml:space="preserve"> </w:t>
       </w:r>
-      <w:hyperlink r:id="rId33">
-        <w:r>
-          <w:rPr>
-            <w:lang w:val="es_ES" w:bidi="es_ES"/>
-          </w:rPr>
-          <w:rPr>
-            <w:color w:val="0000EE"/>
-            <w:u w:val="single"/>
-          </w:rPr>
-          <w:t>43:10–13;</w:t>
-        </w:r>
-      </w:hyperlink>
+      <w:r>
+        <w:rPr>
+          <w:lang w:val="es_ES" w:bidi="es_ES"/>
+        </w:rPr>
+        <w:t>43:10–13;</w:t>
+      </w:r>
       <w:r>
         <w:rPr>
           <w:lang w:val="es_ES" w:bidi="es_ES"/>
         </w:rPr>
         <w:t xml:space="preserve"> </w:t>
       </w:r>
-      <w:hyperlink r:id="rId34">
-        <w:r>
-          <w:rPr>
-            <w:lang w:val="es_ES" w:bidi="es_ES"/>
-          </w:rPr>
-          <w:rPr>
-            <w:color w:val="0000EE"/>
-            <w:u w:val="single"/>
-          </w:rPr>
-          <w:t>46:2</w:t>
-        </w:r>
-      </w:hyperlink>
+      <w:r>
+        <w:rPr>
+          <w:lang w:val="es_ES" w:bidi="es_ES"/>
+        </w:rPr>
+        <w:t>46:2</w:t>
+      </w:r>
       <w:r>
         <w:rPr>
           <w:lang w:val="es_ES" w:bidi="es_ES"/>
         </w:rPr>
         <w:t xml:space="preserve">, </w:t>
       </w:r>
-      <w:hyperlink r:id="rId35">
-        <w:r>
-          <w:rPr>
-            <w:lang w:val="es_ES" w:bidi="es_ES"/>
-          </w:rPr>
-          <w:rPr>
-            <w:color w:val="0000EE"/>
-            <w:u w:val="single"/>
-          </w:rPr>
-          <w:t>13–26</w:t>
-        </w:r>
-      </w:hyperlink>
+      <w:r>
+        <w:rPr>
+          <w:lang w:val="es_ES" w:bidi="es_ES"/>
+        </w:rPr>
+        <w:t>13–26</w:t>
+      </w:r>
       <w:r>
         <w:rPr>
           <w:lang w:val="es_ES" w:bidi="es_ES"/>
         </w:rPr>
         <w:t xml:space="preserve">; </w:t>
       </w:r>
-      <w:hyperlink r:id="rId36">
-        <w:r>
-          <w:rPr>
-            <w:lang w:val="es_ES" w:bidi="es_ES"/>
-          </w:rPr>
-          <w:rPr>
-            <w:color w:val="0000EE"/>
-            <w:u w:val="single"/>
-          </w:rPr>
-          <w:t>49:28–33,</w:t>
-        </w:r>
-      </w:hyperlink>
+      <w:r>
+        <w:rPr>
+          <w:lang w:val="es_ES" w:bidi="es_ES"/>
+        </w:rPr>
+        <w:t>49:28–33,</w:t>
+      </w:r>
       <w:r>
         <w:rPr>
           <w:lang w:val="es_ES" w:bidi="es_ES"/>
         </w:rPr>
         <w:t xml:space="preserve"> </w:t>
       </w:r>
-      <w:hyperlink r:id="rId37">
-        <w:r>
-          <w:rPr>
-            <w:lang w:val="es_ES" w:bidi="es_ES"/>
-          </w:rPr>
-          <w:rPr>
-            <w:color w:val="0000EE"/>
-            <w:u w:val="single"/>
-          </w:rPr>
-          <w:t>50:17,</w:t>
-        </w:r>
-      </w:hyperlink>
+      <w:r>
+        <w:rPr>
+          <w:lang w:val="es_ES" w:bidi="es_ES"/>
+        </w:rPr>
+        <w:t>50:17,</w:t>
+      </w:r>
       <w:r>
         <w:rPr>
           <w:lang w:val="es_ES" w:bidi="es_ES"/>
         </w:rPr>
         <w:t xml:space="preserve"> </w:t>
       </w:r>
-      <w:hyperlink r:id="rId38">
-        <w:r>
-          <w:rPr>
-            <w:lang w:val="es_ES" w:bidi="es_ES"/>
-          </w:rPr>
-          <w:rPr>
-            <w:color w:val="0000EE"/>
-            <w:u w:val="single"/>
-          </w:rPr>
-          <w:t>51:34,</w:t>
-        </w:r>
-      </w:hyperlink>
+      <w:r>
+        <w:rPr>
+          <w:lang w:val="es_ES" w:bidi="es_ES"/>
+        </w:rPr>
+        <w:t>51:34,</w:t>
+      </w:r>
       <w:r>
         <w:rPr>
           <w:lang w:val="es_ES" w:bidi="es_ES"/>
         </w:rPr>
         <w:t xml:space="preserve"> </w:t>
       </w:r>
-      <w:hyperlink r:id="rId39">
-        <w:r>
-          <w:rPr>
-            <w:lang w:val="es_ES" w:bidi="es_ES"/>
-          </w:rPr>
-          <w:rPr>
-            <w:color w:val="0000EE"/>
-            <w:u w:val="single"/>
-          </w:rPr>
-          <w:t>52:4–16</w:t>
-        </w:r>
-      </w:hyperlink>
+      <w:r>
+        <w:rPr>
+          <w:lang w:val="es_ES" w:bidi="es_ES"/>
+        </w:rPr>
+        <w:t>52:4–16</w:t>
+      </w:r>
       <w:r>
         <w:rPr>
           <w:lang w:val="es_ES" w:bidi="es_ES"/>
         </w:rPr>
         <w:t xml:space="preserve">, </w:t>
       </w:r>
-      <w:hyperlink r:id="rId40">
-        <w:r>
-          <w:rPr>
-            <w:lang w:val="es_ES" w:bidi="es_ES"/>
-          </w:rPr>
-          <w:rPr>
-            <w:color w:val="0000EE"/>
-            <w:u w:val="single"/>
-          </w:rPr>
-          <w:t>28–30</w:t>
-        </w:r>
-      </w:hyperlink>
+      <w:r>
+        <w:rPr>
+          <w:lang w:val="es_ES" w:bidi="es_ES"/>
+        </w:rPr>
+        <w:t>28–30</w:t>
+      </w:r>
       <w:r>
         <w:rPr>
           <w:lang w:val="es_ES" w:bidi="es_ES"/>
         </w:rPr>
         <w:t xml:space="preserve">; </w:t>
       </w:r>
-      <w:hyperlink r:id="rId41">
-        <w:r>
-          <w:rPr>
-            <w:lang w:val="es_ES" w:bidi="es_ES"/>
-          </w:rPr>
-          <w:rPr>
-            <w:color w:val="0000EE"/>
-            <w:u w:val="single"/>
-          </w:rPr>
-          <w:t>Ezequiel 26:7,</w:t>
-        </w:r>
-      </w:hyperlink>
+      <w:r>
+        <w:rPr>
+          <w:lang w:val="es_ES" w:bidi="es_ES"/>
+        </w:rPr>
+        <w:t>Ezequiel 26:7,</w:t>
+      </w:r>
       <w:r>
         <w:rPr>
           <w:lang w:val="es_ES" w:bidi="es_ES"/>
         </w:rPr>
         <w:t xml:space="preserve"> </w:t>
       </w:r>
-      <w:hyperlink r:id="rId42">
-        <w:r>
-          <w:rPr>
-            <w:lang w:val="es_ES" w:bidi="es_ES"/>
-          </w:rPr>
-          <w:rPr>
-            <w:color w:val="0000EE"/>
-            <w:u w:val="single"/>
-          </w:rPr>
-          <w:t>29:18–20,</w:t>
-        </w:r>
-      </w:hyperlink>
+      <w:r>
+        <w:rPr>
+          <w:lang w:val="es_ES" w:bidi="es_ES"/>
+        </w:rPr>
+        <w:t>29:18–20,</w:t>
+      </w:r>
       <w:r>
         <w:rPr>
           <w:lang w:val="es_ES" w:bidi="es_ES"/>
         </w:rPr>
         <w:t xml:space="preserve"> </w:t>
       </w:r>
-      <w:hyperlink r:id="rId43">
-        <w:r>
-          <w:rPr>
-            <w:lang w:val="es_ES" w:bidi="es_ES"/>
-          </w:rPr>
-          <w:rPr>
-            <w:color w:val="0000EE"/>
-            <w:u w:val="single"/>
-          </w:rPr>
-          <w:t>30:10–11,</w:t>
-        </w:r>
-      </w:hyperlink>
+      <w:r>
+        <w:rPr>
+          <w:lang w:val="es_ES" w:bidi="es_ES"/>
+        </w:rPr>
+        <w:t>30:10–11,</w:t>
+      </w:r>
       <w:r>
         <w:rPr>
           <w:lang w:val="es_ES" w:bidi="es_ES"/>
         </w:rPr>
         <w:t xml:space="preserve"> </w:t>
       </w:r>
-      <w:hyperlink r:id="rId44">
-        <w:r>
-          <w:rPr>
-            <w:lang w:val="es_ES" w:bidi="es_ES"/>
-          </w:rPr>
-          <w:rPr>
-            <w:color w:val="0000EE"/>
-            <w:u w:val="single"/>
-          </w:rPr>
-          <w:t>Daniel 1:1–4:37</w:t>
-        </w:r>
-      </w:hyperlink>
+      <w:r>
+        <w:rPr>
+          <w:lang w:val="es_ES" w:bidi="es_ES"/>
+        </w:rPr>
+        <w:t>Daniel 1:1–4:37</w:t>
+      </w:r>
       <w:r>
         <w:rPr>
           <w:lang w:val="es_ES" w:bidi="es_ES"/>
@@ -924,18 +732,12 @@
         </w:rPr>
         <w:t>Antes de que Nehemías regresara a Judea, sirvió como copero del rey persa Artajerjes I, quien gobernó desde 465 hasta 424 a.C. El copero llevaba vino al rey, probándolo primero para asegurarse de que no estuviera envenenado. Era un consejero de confianza. Nehemías escuchó sobre la mala condición de Jerusalén y sintió compasión. Solicitó al rey permiso para regresar a Judá y ayudar a su pueblo. El rey accedió y lo nombró gobernador de Judá por doce años para asistir a sus compañeros judíos y reconstruir los muros de Jerusalén (</w:t>
       </w:r>
-      <w:hyperlink r:id="rId45">
-        <w:r>
-          <w:rPr>
-            <w:lang w:val="es_ES" w:bidi="es_ES"/>
-          </w:rPr>
-          <w:rPr>
-            <w:color w:val="0000EE"/>
-            <w:u w:val="single"/>
-          </w:rPr>
-          <w:t>Nehemías 1:1–2:8</w:t>
-        </w:r>
-      </w:hyperlink>
+      <w:r>
+        <w:rPr>
+          <w:lang w:val="es_ES" w:bidi="es_ES"/>
+        </w:rPr>
+        <w:t>Nehemías 1:1–2:8</w:t>
+      </w:r>
       <w:r>
         <w:rPr>
           <w:lang w:val="es_ES" w:bidi="es_ES"/>
@@ -970,108 +772,72 @@
         </w:rPr>
         <w:t>Nehemías tenía una fe sólida, demostrada por sus oraciones y su confianza en la guía y ayuda divina (</w:t>
       </w:r>
-      <w:hyperlink r:id="rId46">
-        <w:r>
-          <w:rPr>
-            <w:lang w:val="es_ES" w:bidi="es_ES"/>
-          </w:rPr>
-          <w:rPr>
-            <w:color w:val="0000EE"/>
-            <w:u w:val="single"/>
-          </w:rPr>
-          <w:t>Nehemías 1:4–11,</w:t>
-        </w:r>
-      </w:hyperlink>
+      <w:r>
+        <w:rPr>
+          <w:lang w:val="es_ES" w:bidi="es_ES"/>
+        </w:rPr>
+        <w:t>Nehemías 1:4–11,</w:t>
+      </w:r>
       <w:r>
         <w:rPr>
           <w:lang w:val="es_ES" w:bidi="es_ES"/>
         </w:rPr>
         <w:t xml:space="preserve"> </w:t>
       </w:r>
-      <w:hyperlink r:id="rId47">
-        <w:r>
-          <w:rPr>
-            <w:lang w:val="es_ES" w:bidi="es_ES"/>
-          </w:rPr>
-          <w:rPr>
-            <w:color w:val="0000EE"/>
-            <w:u w:val="single"/>
-          </w:rPr>
-          <w:t>2:4</w:t>
-        </w:r>
-      </w:hyperlink>
+      <w:r>
+        <w:rPr>
+          <w:lang w:val="es_ES" w:bidi="es_ES"/>
+        </w:rPr>
+        <w:t>2:4</w:t>
+      </w:r>
       <w:r>
         <w:rPr>
           <w:lang w:val="es_ES" w:bidi="es_ES"/>
         </w:rPr>
         <w:t xml:space="preserve">, </w:t>
       </w:r>
-      <w:hyperlink r:id="rId48">
-        <w:r>
-          <w:rPr>
-            <w:lang w:val="es_ES" w:bidi="es_ES"/>
-          </w:rPr>
-          <w:rPr>
-            <w:color w:val="0000EE"/>
-            <w:u w:val="single"/>
-          </w:rPr>
-          <w:t>8</w:t>
-        </w:r>
-      </w:hyperlink>
+      <w:r>
+        <w:rPr>
+          <w:lang w:val="es_ES" w:bidi="es_ES"/>
+        </w:rPr>
+        <w:t>8</w:t>
+      </w:r>
       <w:r>
         <w:rPr>
           <w:lang w:val="es_ES" w:bidi="es_ES"/>
         </w:rPr>
         <w:t xml:space="preserve">, </w:t>
       </w:r>
-      <w:hyperlink r:id="rId49">
-        <w:r>
-          <w:rPr>
-            <w:lang w:val="es_ES" w:bidi="es_ES"/>
-          </w:rPr>
-          <w:rPr>
-            <w:color w:val="0000EE"/>
-            <w:u w:val="single"/>
-          </w:rPr>
-          <w:t>18</w:t>
-        </w:r>
-      </w:hyperlink>
+      <w:r>
+        <w:rPr>
+          <w:lang w:val="es_ES" w:bidi="es_ES"/>
+        </w:rPr>
+        <w:t>18</w:t>
+      </w:r>
       <w:r>
         <w:rPr>
           <w:lang w:val="es_ES" w:bidi="es_ES"/>
         </w:rPr>
         <w:t xml:space="preserve">, </w:t>
       </w:r>
-      <w:hyperlink r:id="rId50">
-        <w:r>
-          <w:rPr>
-            <w:lang w:val="es_ES" w:bidi="es_ES"/>
-          </w:rPr>
-          <w:rPr>
-            <w:color w:val="0000EE"/>
-            <w:u w:val="single"/>
-          </w:rPr>
-          <w:t>20</w:t>
-        </w:r>
-      </w:hyperlink>
+      <w:r>
+        <w:rPr>
+          <w:lang w:val="es_ES" w:bidi="es_ES"/>
+        </w:rPr>
+        <w:t>20</w:t>
+      </w:r>
       <w:r>
         <w:rPr>
           <w:lang w:val="es_ES" w:bidi="es_ES"/>
         </w:rPr>
         <w:t>). También promovía la justicia económica. Criticó a algunos judíos ricos por aprovecharse de una escasez de alimentos al cobrar altos intereses a sus parientes más pobres. Él dio un ejemplo de mejor comportamiento (</w:t>
       </w:r>
-      <w:hyperlink r:id="rId51">
-        <w:r>
-          <w:rPr>
-            <w:lang w:val="es_ES" w:bidi="es_ES"/>
-          </w:rPr>
-          <w:rPr>
-            <w:color w:val="0000EE"/>
-            <w:u w:val="single"/>
-          </w:rPr>
-          <w:t>Nehemías 5</w:t>
-        </w:r>
-      </w:hyperlink>
+      <w:r>
+        <w:rPr>
+          <w:lang w:val="es_ES" w:bidi="es_ES"/>
+        </w:rPr>
+        <w:t>Nehemías 5</w:t>
+      </w:r>
       <w:r>
         <w:rPr>
           <w:lang w:val="es_ES" w:bidi="es_ES"/>
@@ -1092,54 +858,36 @@
         </w:rPr>
         <w:t>Nehemías se preocupaba profundamente por la fidelidad del pueblo. Personalmente confrontó a los hombres que se habían casado con mujeres no judías (</w:t>
       </w:r>
-      <w:hyperlink r:id="rId52">
-        <w:r>
-          <w:rPr>
-            <w:lang w:val="es_ES" w:bidi="es_ES"/>
-          </w:rPr>
-          <w:rPr>
-            <w:color w:val="0000EE"/>
-            <w:u w:val="single"/>
-          </w:rPr>
-          <w:t>Nehemías 13:23–29</w:t>
-        </w:r>
-      </w:hyperlink>
+      <w:r>
+        <w:rPr>
+          <w:lang w:val="es_ES" w:bidi="es_ES"/>
+        </w:rPr>
+        <w:t>Nehemías 13:23–29</w:t>
+      </w:r>
       <w:r>
         <w:rPr>
           <w:lang w:val="es_ES" w:bidi="es_ES"/>
         </w:rPr>
         <w:t>). Estaba comprometido con mantener el culto en el templo. Lideró a la comunidad judía para prometer apoyo a los trabajadores del templo y para ofrecer ofrendas (</w:t>
       </w:r>
-      <w:hyperlink r:id="rId53">
-        <w:r>
-          <w:rPr>
-            <w:lang w:val="es_ES" w:bidi="es_ES"/>
-          </w:rPr>
-          <w:rPr>
-            <w:color w:val="0000EE"/>
-            <w:u w:val="single"/>
-          </w:rPr>
-          <w:t>Nehemías 10:32–39</w:t>
-        </w:r>
-      </w:hyperlink>
+      <w:r>
+        <w:rPr>
+          <w:lang w:val="es_ES" w:bidi="es_ES"/>
+        </w:rPr>
+        <w:t>Nehemías 10:32–39</w:t>
+      </w:r>
       <w:r>
         <w:rPr>
           <w:lang w:val="es_ES" w:bidi="es_ES"/>
         </w:rPr>
         <w:t>). También mejoró la manera en que observaban el sábado (</w:t>
       </w:r>
-      <w:hyperlink r:id="rId54">
-        <w:r>
-          <w:rPr>
-            <w:lang w:val="es_ES" w:bidi="es_ES"/>
-          </w:rPr>
-          <w:rPr>
-            <w:color w:val="0000EE"/>
-            <w:u w:val="single"/>
-          </w:rPr>
-          <w:t>Nehemías 13:15–22</w:t>
-        </w:r>
-      </w:hyperlink>
+      <w:r>
+        <w:rPr>
+          <w:lang w:val="es_ES" w:bidi="es_ES"/>
+        </w:rPr>
+        <w:t>Nehemías 13:15–22</w:t>
+      </w:r>
       <w:r>
         <w:rPr>
           <w:lang w:val="es_ES" w:bidi="es_ES"/>
@@ -1160,18 +908,12 @@
         </w:rPr>
         <w:t xml:space="preserve">Aunque los problemas persistieron al final de su tiempo en Jerusalén (ver </w:t>
       </w:r>
-      <w:hyperlink r:id="rId55">
-        <w:r>
-          <w:rPr>
-            <w:lang w:val="es_ES" w:bidi="es_ES"/>
-          </w:rPr>
-          <w:rPr>
-            <w:color w:val="0000EE"/>
-            <w:u w:val="single"/>
-          </w:rPr>
-          <w:t>Nehemías 13</w:t>
-        </w:r>
-      </w:hyperlink>
+      <w:r>
+        <w:rPr>
+          <w:lang w:val="es_ES" w:bidi="es_ES"/>
+        </w:rPr>
+        <w:t>Nehemías 13</w:t>
+      </w:r>
       <w:r>
         <w:rPr>
           <w:lang w:val="es_ES" w:bidi="es_ES"/>
@@ -1201,48 +943,30 @@
           <w:lang w:val="es_ES" w:bidi="es_ES"/>
         </w:rPr>
       </w:r>
-      <w:hyperlink r:id="rId56">
-        <w:r>
-          <w:rPr>
-            <w:lang w:val="es_ES" w:bidi="es_ES"/>
-          </w:rPr>
-          <w:rPr>
-            <w:color w:val="0000EE"/>
-            <w:u w:val="single"/>
-          </w:rPr>
-          <w:t>Nehemías 1:1–7:73,</w:t>
-        </w:r>
-      </w:hyperlink>
+      <w:r>
+        <w:rPr>
+          <w:lang w:val="es_ES" w:bidi="es_ES"/>
+        </w:rPr>
+        <w:t>Nehemías 1:1–7:73,</w:t>
+      </w:r>
       <w:r>
         <w:rPr>
           <w:lang w:val="es_ES" w:bidi="es_ES"/>
         </w:rPr>
         <w:t xml:space="preserve"> </w:t>
       </w:r>
-      <w:hyperlink r:id="rId57">
-        <w:r>
-          <w:rPr>
-            <w:lang w:val="es_ES" w:bidi="es_ES"/>
-          </w:rPr>
-          <w:rPr>
-            <w:color w:val="0000EE"/>
-            <w:u w:val="single"/>
-          </w:rPr>
-          <w:t xml:space="preserve">8:9–10, </w:t>
-        </w:r>
-      </w:hyperlink>
-      <w:hyperlink r:id="rId58">
-        <w:r>
-          <w:rPr>
-            <w:lang w:val="es_ES" w:bidi="es_ES"/>
-          </w:rPr>
-          <w:rPr>
-            <w:color w:val="0000EE"/>
-            <w:u w:val="single"/>
-          </w:rPr>
-          <w:t>10:1–13:31</w:t>
-        </w:r>
-      </w:hyperlink>
+      <w:r>
+        <w:rPr>
+          <w:lang w:val="es_ES" w:bidi="es_ES"/>
+        </w:rPr>
+        <w:t xml:space="preserve">8:9–10, </w:t>
+      </w:r>
+      <w:r>
+        <w:rPr>
+          <w:lang w:val="es_ES" w:bidi="es_ES"/>
+        </w:rPr>
+        <w:t>10:1–13:31</w:t>
+      </w:r>
       <w:r>
         <w:rPr>
           <w:lang w:val="es_ES" w:bidi="es_ES"/>
@@ -1341,18 +1065,12 @@
         </w:rPr>
         <w:t>Cuando Pablo escribió a los Romanos alrededor del año 57 d.C., instándolos a "someterse a las autoridades gobernantes" como "designadas por Dios" (</w:t>
       </w:r>
-      <w:hyperlink r:id="rId59">
-        <w:r>
-          <w:rPr>
-            <w:lang w:val="es_ES" w:bidi="es_ES"/>
-          </w:rPr>
-          <w:rPr>
-            <w:color w:val="0000EE"/>
-            <w:u w:val="single"/>
-          </w:rPr>
-          <w:t>Romanos 13:1</w:t>
-        </w:r>
-      </w:hyperlink>
+      <w:r>
+        <w:rPr>
+          <w:lang w:val="es_ES" w:bidi="es_ES"/>
+        </w:rPr>
+        <w:t>Romanos 13:1</w:t>
+      </w:r>
       <w:r>
         <w:rPr>
           <w:lang w:val="es_ES" w:bidi="es_ES"/>
@@ -1373,18 +1091,12 @@
         </w:rPr>
         <w:t xml:space="preserve">Las peores acciones de Nerón ocurrieron después de que organizó el asesinato de su madre en el año 59 d.C. (el mismo año en que Pablo apeló a César, </w:t>
       </w:r>
-      <w:hyperlink r:id="rId60">
-        <w:r>
-          <w:rPr>
-            <w:lang w:val="es_ES" w:bidi="es_ES"/>
-          </w:rPr>
-          <w:rPr>
-            <w:color w:val="0000EE"/>
-            <w:u w:val="single"/>
-          </w:rPr>
-          <w:t>Hechos 25:11</w:t>
-        </w:r>
-      </w:hyperlink>
+      <w:r>
+        <w:rPr>
+          <w:lang w:val="es_ES" w:bidi="es_ES"/>
+        </w:rPr>
+        <w:t>Hechos 25:11</w:t>
+      </w:r>
       <w:r>
         <w:rPr>
           <w:lang w:val="es_ES" w:bidi="es_ES"/>
@@ -1501,18 +1213,12 @@
           <w:lang w:val="es_ES" w:bidi="es_ES"/>
         </w:rPr>
       </w:r>
-      <w:hyperlink r:id="rId61">
-        <w:r>
-          <w:rPr>
-            <w:lang w:val="es_ES" w:bidi="es_ES"/>
-          </w:rPr>
-          <w:rPr>
-            <w:color w:val="0000EE"/>
-            <w:u w:val="single"/>
-          </w:rPr>
-          <w:t>Romanos 13:1–7</w:t>
-        </w:r>
-      </w:hyperlink>
+      <w:r>
+        <w:rPr>
+          <w:lang w:val="es_ES" w:bidi="es_ES"/>
+        </w:rPr>
+        <w:t>Romanos 13:1–7</w:t>
+      </w:r>
       <w:r>
         <w:rPr>
           <w:lang w:val="es_ES" w:bidi="es_ES"/>
@@ -1561,18 +1267,12 @@
         </w:rPr>
         <w:t>Nicodemo era un respetado fariseo judío (</w:t>
       </w:r>
-      <w:hyperlink r:id="rId62">
-        <w:r>
-          <w:rPr>
-            <w:lang w:val="es_ES" w:bidi="es_ES"/>
-          </w:rPr>
-          <w:rPr>
-            <w:color w:val="0000EE"/>
-            <w:u w:val="single"/>
-          </w:rPr>
-          <w:t>Juan 3:1</w:t>
-        </w:r>
-      </w:hyperlink>
+      <w:r>
+        <w:rPr>
+          <w:lang w:val="es_ES" w:bidi="es_ES"/>
+        </w:rPr>
+        <w:t>Juan 3:1</w:t>
+      </w:r>
       <w:r>
         <w:rPr>
           <w:lang w:val="es_ES" w:bidi="es_ES"/>
@@ -1593,18 +1293,12 @@
         </w:rPr>
         <w:t>Nicodemo sentía curiosidad acerca de la autoridad y los milagros de Jesús. Por ello, Nicodemo visitó a Jesús en secreto durante la noche para aprender más sobre él. Jesús le explicó a Nicodemo que debía nacer de nuevo para entrar en el reino de Dios (</w:t>
       </w:r>
-      <w:hyperlink r:id="rId63">
-        <w:r>
-          <w:rPr>
-            <w:lang w:val="es_ES" w:bidi="es_ES"/>
-          </w:rPr>
-          <w:rPr>
-            <w:color w:val="0000EE"/>
-            <w:u w:val="single"/>
-          </w:rPr>
-          <w:t>Juan 3:1–8</w:t>
-        </w:r>
-      </w:hyperlink>
+      <w:r>
+        <w:rPr>
+          <w:lang w:val="es_ES" w:bidi="es_ES"/>
+        </w:rPr>
+        <w:t>Juan 3:1–8</w:t>
+      </w:r>
       <w:r>
         <w:rPr>
           <w:lang w:val="es_ES" w:bidi="es_ES"/>
@@ -1625,36 +1319,24 @@
         </w:rPr>
         <w:t>Más tarde, a diferencia de sus colegas en el alto consejo judío, argumentó con firmeza que Jesús merecía un juicio justo (</w:t>
       </w:r>
-      <w:hyperlink r:id="rId64">
-        <w:r>
-          <w:rPr>
-            <w:lang w:val="es_ES" w:bidi="es_ES"/>
-          </w:rPr>
-          <w:rPr>
-            <w:color w:val="0000EE"/>
-            <w:u w:val="single"/>
-          </w:rPr>
-          <w:t>Juan 7:50–51</w:t>
-        </w:r>
-      </w:hyperlink>
+      <w:r>
+        <w:rPr>
+          <w:lang w:val="es_ES" w:bidi="es_ES"/>
+        </w:rPr>
+        <w:t>Juan 7:50–51</w:t>
+      </w:r>
       <w:r>
         <w:rPr>
           <w:lang w:val="es_ES" w:bidi="es_ES"/>
         </w:rPr>
         <w:t>). Después de que Jesús murió en la cruz, compró 75 libras de costoso ungüento perfumado para el entierro. Lo llevó a la tumba y ayudó a José de Arimatea a enterrar a Jesús (</w:t>
       </w:r>
-      <w:hyperlink r:id="rId65">
-        <w:r>
-          <w:rPr>
-            <w:lang w:val="es_ES" w:bidi="es_ES"/>
-          </w:rPr>
-          <w:rPr>
-            <w:color w:val="0000EE"/>
-            <w:u w:val="single"/>
-          </w:rPr>
-          <w:t>Juan 19:39–42</w:t>
-        </w:r>
-      </w:hyperlink>
+      <w:r>
+        <w:rPr>
+          <w:lang w:val="es_ES" w:bidi="es_ES"/>
+        </w:rPr>
+        <w:t>Juan 19:39–42</w:t>
+      </w:r>
       <w:r>
         <w:rPr>
           <w:lang w:val="es_ES" w:bidi="es_ES"/>
@@ -1684,54 +1366,36 @@
           <w:lang w:val="es_ES" w:bidi="es_ES"/>
         </w:rPr>
       </w:r>
-      <w:hyperlink r:id="rId66">
-        <w:r>
-          <w:rPr>
-            <w:lang w:val="es_ES" w:bidi="es_ES"/>
-          </w:rPr>
-          <w:rPr>
-            <w:color w:val="0000EE"/>
-            <w:u w:val="single"/>
-          </w:rPr>
-          <w:t>Juan 3:1–9</w:t>
-        </w:r>
-      </w:hyperlink>
+      <w:r>
+        <w:rPr>
+          <w:lang w:val="es_ES" w:bidi="es_ES"/>
+        </w:rPr>
+        <w:t>Juan 3:1–9</w:t>
+      </w:r>
       <w:r>
         <w:rPr>
           <w:lang w:val="es_ES" w:bidi="es_ES"/>
         </w:rPr>
         <w:t xml:space="preserve">, </w:t>
       </w:r>
-      <w:hyperlink r:id="rId67">
-        <w:r>
-          <w:rPr>
-            <w:lang w:val="es_ES" w:bidi="es_ES"/>
-          </w:rPr>
-          <w:rPr>
-            <w:color w:val="0000EE"/>
-            <w:u w:val="single"/>
-          </w:rPr>
-          <w:t>7:50,</w:t>
-        </w:r>
-      </w:hyperlink>
+      <w:r>
+        <w:rPr>
+          <w:lang w:val="es_ES" w:bidi="es_ES"/>
+        </w:rPr>
+        <w:t>7:50,</w:t>
+      </w:r>
       <w:r>
         <w:rPr>
           <w:lang w:val="es_ES" w:bidi="es_ES"/>
         </w:rPr>
         <w:t xml:space="preserve"> </w:t>
       </w:r>
-      <w:hyperlink r:id="rId65">
-        <w:r>
-          <w:rPr>
-            <w:lang w:val="es_ES" w:bidi="es_ES"/>
-          </w:rPr>
-          <w:rPr>
-            <w:color w:val="0000EE"/>
-            <w:u w:val="single"/>
-          </w:rPr>
-          <w:t>19:39–42</w:t>
-        </w:r>
-      </w:hyperlink>
+      <w:r>
+        <w:rPr>
+          <w:lang w:val="es_ES" w:bidi="es_ES"/>
+        </w:rPr>
+        <w:t>19:39–42</w:t>
+      </w:r>
       <w:r>
         <w:rPr>
           <w:lang w:val="es_ES" w:bidi="es_ES"/>
@@ -1780,18 +1444,12 @@
         </w:rPr>
         <w:t>Noé era el hijo de Lamech y un descendiente de Seth (</w:t>
       </w:r>
-      <w:hyperlink r:id="rId68">
-        <w:r>
-          <w:rPr>
-            <w:lang w:val="es_ES" w:bidi="es_ES"/>
-          </w:rPr>
-          <w:rPr>
-            <w:color w:val="0000EE"/>
-            <w:u w:val="single"/>
-          </w:rPr>
-          <w:t>Gn 5:3–29</w:t>
-        </w:r>
-      </w:hyperlink>
+      <w:r>
+        <w:rPr>
+          <w:lang w:val="es_ES" w:bidi="es_ES"/>
+        </w:rPr>
+        <w:t>Gn 5:3–29</w:t>
+      </w:r>
       <w:r>
         <w:rPr>
           <w:lang w:val="es_ES" w:bidi="es_ES"/>
@@ -1812,126 +1470,84 @@
         </w:rPr>
         <w:t>Dios planeó destruir la creación debido a la maldad generalizada de la humanidad (</w:t>
       </w:r>
-      <w:hyperlink r:id="rId69">
-        <w:r>
-          <w:rPr>
-            <w:lang w:val="es_ES" w:bidi="es_ES"/>
-          </w:rPr>
-          <w:rPr>
-            <w:color w:val="0000EE"/>
-            <w:u w:val="single"/>
-          </w:rPr>
-          <w:t>Gn 6:1–7,</w:t>
-        </w:r>
-      </w:hyperlink>
+      <w:r>
+        <w:rPr>
+          <w:lang w:val="es_ES" w:bidi="es_ES"/>
+        </w:rPr>
+        <w:t>Gn 6:1–7,</w:t>
+      </w:r>
       <w:r>
         <w:rPr>
           <w:lang w:val="es_ES" w:bidi="es_ES"/>
         </w:rPr>
         <w:t xml:space="preserve"> ver </w:t>
       </w:r>
-      <w:hyperlink r:id="rId70">
-        <w:r>
-          <w:rPr>
-            <w:lang w:val="es_ES" w:bidi="es_ES"/>
-          </w:rPr>
-          <w:rPr>
-            <w:color w:val="0000EE"/>
-            <w:u w:val="single"/>
-          </w:rPr>
-          <w:t>Mt 24:37–39,</w:t>
-        </w:r>
-      </w:hyperlink>
+      <w:r>
+        <w:rPr>
+          <w:lang w:val="es_ES" w:bidi="es_ES"/>
+        </w:rPr>
+        <w:t>Mt 24:37–39,</w:t>
+      </w:r>
       <w:r>
         <w:rPr>
           <w:lang w:val="es_ES" w:bidi="es_ES"/>
         </w:rPr>
         <w:t xml:space="preserve"> </w:t>
       </w:r>
-      <w:hyperlink r:id="rId71">
-        <w:r>
-          <w:rPr>
-            <w:lang w:val="es_ES" w:bidi="es_ES"/>
-          </w:rPr>
-          <w:rPr>
-            <w:color w:val="0000EE"/>
-            <w:u w:val="single"/>
-          </w:rPr>
-          <w:t>Lc 17:26–27</w:t>
-        </w:r>
-      </w:hyperlink>
+      <w:r>
+        <w:rPr>
+          <w:lang w:val="es_ES" w:bidi="es_ES"/>
+        </w:rPr>
+        <w:t>Lc 17:26–27</w:t>
+      </w:r>
       <w:r>
         <w:rPr>
           <w:lang w:val="es_ES" w:bidi="es_ES"/>
         </w:rPr>
         <w:t>), pero decidió salvar a Noé (</w:t>
       </w:r>
-      <w:hyperlink r:id="rId72">
-        <w:r>
-          <w:rPr>
-            <w:lang w:val="es_ES" w:bidi="es_ES"/>
-          </w:rPr>
-          <w:rPr>
-            <w:color w:val="0000EE"/>
-            <w:u w:val="single"/>
-          </w:rPr>
-          <w:t>Gn 6:8</w:t>
-        </w:r>
-      </w:hyperlink>
+      <w:r>
+        <w:rPr>
+          <w:lang w:val="es_ES" w:bidi="es_ES"/>
+        </w:rPr>
+        <w:t>Gn 6:8</w:t>
+      </w:r>
       <w:r>
         <w:rPr>
           <w:lang w:val="es_ES" w:bidi="es_ES"/>
         </w:rPr>
         <w:t>). Dios le dio a Noé, quien era justo e intachable (</w:t>
       </w:r>
-      <w:hyperlink r:id="rId73">
-        <w:r>
-          <w:rPr>
-            <w:lang w:val="es_ES" w:bidi="es_ES"/>
-          </w:rPr>
-          <w:rPr>
-            <w:color w:val="0000EE"/>
-            <w:u w:val="single"/>
-          </w:rPr>
-          <w:t>Gn 6:9</w:t>
-        </w:r>
-      </w:hyperlink>
+      <w:r>
+        <w:rPr>
+          <w:lang w:val="es_ES" w:bidi="es_ES"/>
+        </w:rPr>
+        <w:t>Gn 6:9</w:t>
+      </w:r>
       <w:r>
         <w:rPr>
           <w:lang w:val="es_ES" w:bidi="es_ES"/>
         </w:rPr>
         <w:t>), instrucciones detalladas para construir el arca. Solo la familia de Noé, compuesta por ocho personas, y cada tipo de criatura serían salvados (</w:t>
       </w:r>
-      <w:hyperlink r:id="rId74">
-        <w:r>
-          <w:rPr>
-            <w:lang w:val="es_ES" w:bidi="es_ES"/>
-          </w:rPr>
-          <w:rPr>
-            <w:color w:val="0000EE"/>
-            <w:u w:val="single"/>
-          </w:rPr>
-          <w:t>Gn 6:14–8:19</w:t>
-        </w:r>
-      </w:hyperlink>
+      <w:r>
+        <w:rPr>
+          <w:lang w:val="es_ES" w:bidi="es_ES"/>
+        </w:rPr>
+        <w:t>Gn 6:14–8:19</w:t>
+      </w:r>
       <w:r>
         <w:rPr>
           <w:lang w:val="es_ES" w:bidi="es_ES"/>
         </w:rPr>
         <w:t>). Después del diluvio, Noé y su familia salieron del arca. Noé agradó a Dios al construir un altar y ofrecer sacrificios. Dios prometió no volver a inundar toda la tierra ni interrumpir las estaciones, a pesar del pecado humano (</w:t>
       </w:r>
-      <w:hyperlink r:id="rId75">
-        <w:r>
-          <w:rPr>
-            <w:lang w:val="es_ES" w:bidi="es_ES"/>
-          </w:rPr>
-          <w:rPr>
-            <w:color w:val="0000EE"/>
-            <w:u w:val="single"/>
-          </w:rPr>
-          <w:t>Gn 8:20–9:17</w:t>
-        </w:r>
-      </w:hyperlink>
+      <w:r>
+        <w:rPr>
+          <w:lang w:val="es_ES" w:bidi="es_ES"/>
+        </w:rPr>
+        <w:t>Gn 8:20–9:17</w:t>
+      </w:r>
       <w:r>
         <w:rPr>
           <w:lang w:val="es_ES" w:bidi="es_ES"/>
@@ -1952,108 +1568,72 @@
         </w:rPr>
         <w:t>Los hijos de Noé fueron Sem, Châm y Japhet. Todas las naciones de la tierra descendieron de ellos (</w:t>
       </w:r>
-      <w:hyperlink r:id="rId76">
-        <w:r>
-          <w:rPr>
-            <w:lang w:val="es_ES" w:bidi="es_ES"/>
-          </w:rPr>
-          <w:rPr>
-            <w:color w:val="0000EE"/>
-            <w:u w:val="single"/>
-          </w:rPr>
-          <w:t>Gn 9:18–19</w:t>
-        </w:r>
-      </w:hyperlink>
+      <w:r>
+        <w:rPr>
+          <w:lang w:val="es_ES" w:bidi="es_ES"/>
+        </w:rPr>
+        <w:t>Gn 9:18–19</w:t>
+      </w:r>
       <w:r>
         <w:rPr>
           <w:lang w:val="es_ES" w:bidi="es_ES"/>
         </w:rPr>
         <w:t>). Cuando Noé se embriagó con el vino que preparó, sus hijos y sus descendientes fueron maldecidos o bendecidos en base a sus acciones hacia él (</w:t>
       </w:r>
-      <w:hyperlink r:id="rId77">
-        <w:r>
-          <w:rPr>
-            <w:lang w:val="es_ES" w:bidi="es_ES"/>
-          </w:rPr>
-          <w:rPr>
-            <w:color w:val="0000EE"/>
-            <w:u w:val="single"/>
-          </w:rPr>
-          <w:t>Gn 9:20–27</w:t>
-        </w:r>
-      </w:hyperlink>
+      <w:r>
+        <w:rPr>
+          <w:lang w:val="es_ES" w:bidi="es_ES"/>
+        </w:rPr>
+        <w:t>Gn 9:20–27</w:t>
+      </w:r>
       <w:r>
         <w:rPr>
           <w:lang w:val="es_ES" w:bidi="es_ES"/>
         </w:rPr>
         <w:t>). Noé vivió novecientos y cincuenta años, incluyendo trescientos y cincuenta años después del diluvio (</w:t>
       </w:r>
-      <w:hyperlink r:id="rId78">
-        <w:r>
-          <w:rPr>
-            <w:lang w:val="es_ES" w:bidi="es_ES"/>
-          </w:rPr>
-          <w:rPr>
-            <w:color w:val="0000EE"/>
-            <w:u w:val="single"/>
-          </w:rPr>
-          <w:t>Gn 9:28–29</w:t>
-        </w:r>
-      </w:hyperlink>
+      <w:r>
+        <w:rPr>
+          <w:lang w:val="es_ES" w:bidi="es_ES"/>
+        </w:rPr>
+        <w:t>Gn 9:28–29</w:t>
+      </w:r>
       <w:r>
         <w:rPr>
           <w:lang w:val="es_ES" w:bidi="es_ES"/>
         </w:rPr>
         <w:t xml:space="preserve">). Es un ejemplo de justicia, obediencia, valentía y fe (ver </w:t>
       </w:r>
-      <w:hyperlink r:id="rId79">
-        <w:r>
-          <w:rPr>
-            <w:lang w:val="es_ES" w:bidi="es_ES"/>
-          </w:rPr>
-          <w:rPr>
-            <w:color w:val="0000EE"/>
-            <w:u w:val="single"/>
-          </w:rPr>
-          <w:t>Ez 14:12–20,</w:t>
-        </w:r>
-      </w:hyperlink>
+      <w:r>
+        <w:rPr>
+          <w:lang w:val="es_ES" w:bidi="es_ES"/>
+        </w:rPr>
+        <w:t>Ez 14:12–20,</w:t>
+      </w:r>
       <w:r>
         <w:rPr>
           <w:lang w:val="es_ES" w:bidi="es_ES"/>
         </w:rPr>
         <w:t xml:space="preserve"> </w:t>
       </w:r>
-      <w:hyperlink r:id="rId80">
-        <w:r>
-          <w:rPr>
-            <w:lang w:val="es_ES" w:bidi="es_ES"/>
-          </w:rPr>
-          <w:rPr>
-            <w:color w:val="0000EE"/>
-            <w:u w:val="single"/>
-          </w:rPr>
-          <w:t>Hb 11:7,</w:t>
-        </w:r>
-      </w:hyperlink>
+      <w:r>
+        <w:rPr>
+          <w:lang w:val="es_ES" w:bidi="es_ES"/>
+        </w:rPr>
+        <w:t>Hb 11:7,</w:t>
+      </w:r>
       <w:r>
         <w:rPr>
           <w:lang w:val="es_ES" w:bidi="es_ES"/>
         </w:rPr>
         <w:t xml:space="preserve"> </w:t>
       </w:r>
-      <w:hyperlink r:id="rId81">
-        <w:r>
-          <w:rPr>
-            <w:lang w:val="es_ES" w:bidi="es_ES"/>
-          </w:rPr>
-          <w:rPr>
-            <w:color w:val="0000EE"/>
-            <w:u w:val="single"/>
-          </w:rPr>
-          <w:t>2 Pe 2:5</w:t>
-        </w:r>
-      </w:hyperlink>
+      <w:r>
+        <w:rPr>
+          <w:lang w:val="es_ES" w:bidi="es_ES"/>
+        </w:rPr>
+        <w:t>2 Pe 2:5</w:t>
+      </w:r>
       <w:r>
         <w:rPr>
           <w:lang w:val="es_ES" w:bidi="es_ES"/>
@@ -2083,180 +1663,120 @@
           <w:lang w:val="es_ES" w:bidi="es_ES"/>
         </w:rPr>
       </w:r>
-      <w:hyperlink r:id="rId82">
-        <w:r>
-          <w:rPr>
-            <w:lang w:val="es_ES" w:bidi="es_ES"/>
-          </w:rPr>
-          <w:rPr>
-            <w:color w:val="0000EE"/>
-            <w:u w:val="single"/>
-          </w:rPr>
-          <w:t>Génesis 5:28–10:1,</w:t>
-        </w:r>
-      </w:hyperlink>
+      <w:r>
+        <w:rPr>
+          <w:lang w:val="es_ES" w:bidi="es_ES"/>
+        </w:rPr>
+        <w:t>Génesis 5:28–10:1,</w:t>
+      </w:r>
       <w:r>
         <w:rPr>
           <w:lang w:val="es_ES" w:bidi="es_ES"/>
         </w:rPr>
         <w:t xml:space="preserve"> </w:t>
       </w:r>
-      <w:hyperlink r:id="rId83">
-        <w:r>
-          <w:rPr>
-            <w:lang w:val="es_ES" w:bidi="es_ES"/>
-          </w:rPr>
-          <w:rPr>
-            <w:color w:val="0000EE"/>
-            <w:u w:val="single"/>
-          </w:rPr>
-          <w:t>1 Crónicas 1:4,</w:t>
-        </w:r>
-      </w:hyperlink>
+      <w:r>
+        <w:rPr>
+          <w:lang w:val="es_ES" w:bidi="es_ES"/>
+        </w:rPr>
+        <w:t>1 Crónicas 1:4,</w:t>
+      </w:r>
       <w:r>
         <w:rPr>
           <w:lang w:val="es_ES" w:bidi="es_ES"/>
         </w:rPr>
         <w:t xml:space="preserve"> </w:t>
       </w:r>
-      <w:hyperlink r:id="rId84">
-        <w:r>
-          <w:rPr>
-            <w:lang w:val="es_ES" w:bidi="es_ES"/>
-          </w:rPr>
-          <w:rPr>
-            <w:color w:val="0000EE"/>
-            <w:u w:val="single"/>
-          </w:rPr>
-          <w:t>Isaías 54:9,</w:t>
-        </w:r>
-      </w:hyperlink>
+      <w:r>
+        <w:rPr>
+          <w:lang w:val="es_ES" w:bidi="es_ES"/>
+        </w:rPr>
+        <w:t>Isaías 54:9,</w:t>
+      </w:r>
       <w:r>
         <w:rPr>
           <w:lang w:val="es_ES" w:bidi="es_ES"/>
         </w:rPr>
         <w:t xml:space="preserve"> </w:t>
       </w:r>
-      <w:hyperlink r:id="rId79">
-        <w:r>
-          <w:rPr>
-            <w:lang w:val="es_ES" w:bidi="es_ES"/>
-          </w:rPr>
-          <w:rPr>
-            <w:color w:val="0000EE"/>
-            <w:u w:val="single"/>
-          </w:rPr>
-          <w:t>Ezequiel 14:12–20,</w:t>
-        </w:r>
-      </w:hyperlink>
+      <w:r>
+        <w:rPr>
+          <w:lang w:val="es_ES" w:bidi="es_ES"/>
+        </w:rPr>
+        <w:t>Ezequiel 14:12–20,</w:t>
+      </w:r>
       <w:r>
         <w:rPr>
           <w:lang w:val="es_ES" w:bidi="es_ES"/>
         </w:rPr>
         <w:t xml:space="preserve"> </w:t>
       </w:r>
-      <w:hyperlink r:id="rId85">
-        <w:r>
-          <w:rPr>
-            <w:lang w:val="es_ES" w:bidi="es_ES"/>
-          </w:rPr>
-          <w:rPr>
-            <w:color w:val="0000EE"/>
-            <w:u w:val="single"/>
-          </w:rPr>
-          <w:t>Mateo 24:37–38,</w:t>
-        </w:r>
-      </w:hyperlink>
+      <w:r>
+        <w:rPr>
+          <w:lang w:val="es_ES" w:bidi="es_ES"/>
+        </w:rPr>
+        <w:t>Mateo 24:37–38,</w:t>
+      </w:r>
       <w:r>
         <w:rPr>
           <w:lang w:val="es_ES" w:bidi="es_ES"/>
         </w:rPr>
         <w:t xml:space="preserve"> </w:t>
       </w:r>
-      <w:hyperlink r:id="rId86">
-        <w:r>
-          <w:rPr>
-            <w:lang w:val="es_ES" w:bidi="es_ES"/>
-          </w:rPr>
-          <w:rPr>
-            <w:color w:val="0000EE"/>
-            <w:u w:val="single"/>
-          </w:rPr>
-          <w:t>Lucas 3:36,</w:t>
-        </w:r>
-      </w:hyperlink>
+      <w:r>
+        <w:rPr>
+          <w:lang w:val="es_ES" w:bidi="es_ES"/>
+        </w:rPr>
+        <w:t>Lucas 3:36,</w:t>
+      </w:r>
       <w:r>
         <w:rPr>
           <w:lang w:val="es_ES" w:bidi="es_ES"/>
         </w:rPr>
         <w:t xml:space="preserve"> </w:t>
       </w:r>
-      <w:hyperlink r:id="rId71">
-        <w:r>
-          <w:rPr>
-            <w:lang w:val="es_ES" w:bidi="es_ES"/>
-          </w:rPr>
-          <w:rPr>
-            <w:color w:val="0000EE"/>
-            <w:u w:val="single"/>
-          </w:rPr>
-          <w:t>Lucas 17:26–27,</w:t>
-        </w:r>
-      </w:hyperlink>
+      <w:r>
+        <w:rPr>
+          <w:lang w:val="es_ES" w:bidi="es_ES"/>
+        </w:rPr>
+        <w:t>Lucas 17:26–27,</w:t>
+      </w:r>
       <w:r>
         <w:rPr>
           <w:lang w:val="es_ES" w:bidi="es_ES"/>
         </w:rPr>
         <w:t xml:space="preserve"> </w:t>
       </w:r>
-      <w:hyperlink r:id="rId80">
-        <w:r>
-          <w:rPr>
-            <w:lang w:val="es_ES" w:bidi="es_ES"/>
-          </w:rPr>
-          <w:rPr>
-            <w:color w:val="0000EE"/>
-            <w:u w:val="single"/>
-          </w:rPr>
-          <w:t>Hebreos 11:7,</w:t>
-        </w:r>
-      </w:hyperlink>
+      <w:r>
+        <w:rPr>
+          <w:lang w:val="es_ES" w:bidi="es_ES"/>
+        </w:rPr>
+        <w:t>Hebreos 11:7,</w:t>
+      </w:r>
       <w:r>
         <w:rPr>
           <w:lang w:val="es_ES" w:bidi="es_ES"/>
         </w:rPr>
         <w:t xml:space="preserve"> </w:t>
       </w:r>
-      <w:hyperlink r:id="rId87">
-        <w:r>
-          <w:rPr>
-            <w:lang w:val="es_ES" w:bidi="es_ES"/>
-          </w:rPr>
-          <w:rPr>
-            <w:color w:val="0000EE"/>
-            <w:u w:val="single"/>
-          </w:rPr>
-          <w:t>1 Pedro 3:20–21,</w:t>
-        </w:r>
-      </w:hyperlink>
+      <w:r>
+        <w:rPr>
+          <w:lang w:val="es_ES" w:bidi="es_ES"/>
+        </w:rPr>
+        <w:t>1 Pedro 3:20–21,</w:t>
+      </w:r>
       <w:r>
         <w:rPr>
           <w:lang w:val="es_ES" w:bidi="es_ES"/>
         </w:rPr>
         <w:t xml:space="preserve"> </w:t>
       </w:r>
-      <w:hyperlink r:id="rId81">
-        <w:r>
-          <w:rPr>
-            <w:lang w:val="es_ES" w:bidi="es_ES"/>
-          </w:rPr>
-          <w:rPr>
-            <w:color w:val="0000EE"/>
-            <w:u w:val="single"/>
-          </w:rPr>
-          <w:t>2 Pedro 2:5</w:t>
-        </w:r>
-      </w:hyperlink>
+      <w:r>
+        <w:rPr>
+          <w:lang w:val="es_ES" w:bidi="es_ES"/>
+        </w:rPr>
+        <w:t>2 Pedro 2:5</w:t>
+      </w:r>
       <w:r>
         <w:rPr>
           <w:lang w:val="es_ES" w:bidi="es_ES"/>
